--- a/lessons/2-9/homework.docx
+++ b/lessons/2-9/homework.docx
@@ -12,7 +12,7 @@
           <w:b/>
           <w:bCs/>
         </w:rPr>
-        <w:t xml:space="preserve">Mean Absolute Deviation — Homework</w:t>
+        <w:t xml:space="preserve">Describe Data by Mean Absolute Deviation — Homework</w:t>
       </w:r>
     </w:p>
     <w:p>
@@ -24,7 +24,7 @@
           <w:i/>
           <w:iCs/>
         </w:rPr>
-        <w:t xml:space="preserve">Lesson 8-3  •  Standard 6.DS.6c</w:t>
+        <w:t xml:space="preserve">Lesson 2-9  •  Standard 6.DS.6c</w:t>
       </w:r>
     </w:p>
     <w:p>
@@ -164,7 +164,7 @@
         <w:t xml:space="preserve">Mean Absolute Deviation (Desviación media absoluta)</w:t>
       </w:r>
       <w:r>
-        <w:t xml:space="preserve"> — The average distance of each number from the mean.</w:t>
+        <w:t xml:space="preserve"> — The average distance of data values from the mean; it describes spread.</w:t>
       </w:r>
     </w:p>
     <w:p>
@@ -290,7 +290,7 @@
         <w:t xml:space="preserve">Absolute Value (Valor absoluto)</w:t>
       </w:r>
       <w:r>
-        <w:t xml:space="preserve"> — How far a number is from zero. It is always positive.</w:t>
+        <w:t xml:space="preserve"> — How far a number is from zero. It is never negative.</w:t>
       </w:r>
     </w:p>
     <w:p>
@@ -1818,6 +1818,14 @@
       </w:pPr>
       <w:r>
         <w:t xml:space="preserve">     Correct work: Divide by the NUMBER OF VALUES, not one less. There are 4 values, so MAD = 10 ÷ 4 = 2.5. The student divided by 3 instead of 4.</w:t>
+      </w:r>
+    </w:p>
+    <w:p>
+      <w:pPr>
+        <w:spacing w:after="80" w:before="0"/>
+      </w:pPr>
+      <w:r>
+        <w:t xml:space="preserve">     Watch for: The absolute deviations 4, 1, 2, and 3 are all correct, and they total 10. The mistake is in the "Find the MAD" step, which divides by 3 instead of by the 4 values in the data set. MAD = 10 ÷ 4 = 2.5, so the swimmer's times sit an average of 2.5 away from the mean of 6.</w:t>
       </w:r>
     </w:p>
     <w:p>

--- a/lessons/2-9/homework.docx
+++ b/lessons/2-9/homework.docx
@@ -626,7 +626,7 @@
           <w:b/>
           <w:bCs/>
         </w:rPr>
-        <w:t xml:space="preserve">3. Complete the table.</w:t>
+        <w:t xml:space="preserve">3. Deviation Detective: the quiz scores are 12, 8, 10, 14, 6 and the mean is 10. Complete each deviation and absolute deviation, then compute the MAD.</w:t>
       </w:r>
     </w:p>
     <w:tbl>
@@ -1597,7 +1597,7 @@
           <w:b/>
           <w:bCs/>
         </w:rPr>
-        <w:t xml:space="preserve">3. Table</w:t>
+        <w:t xml:space="preserve">3. Deviation Detective: the quiz scores are 12, 8, 10, 14, 6 and the mean is 10. Complete each deviation and absolute deviation, then compute the MAD.</w:t>
       </w:r>
     </w:p>
     <w:p>
